--- a/flow/20230927_hours/drafts/2026-04-g/19.04.docx
+++ b/flow/20230927_hours/drafts/2026-04-g/19.04.docx
@@ -1585,7 +1585,23 @@
           <w:color w:val="000000"/>
           <w:sz w:val="24"/>
         </w:rPr>
-        <w:t>Lorem ipsum</w:t>
+        <w:t>Lorem</w:t>
+      </w:r>
+      <w:r>
+        <w:rPr>
+          <w:rFonts w:ascii="Times New Roman" w:hAnsi="Times New Roman"/>
+          <w:color w:val="000000"/>
+          <w:sz w:val="24"/>
+        </w:rPr>
+        <w:t xml:space="preserve"> </w:t>
+      </w:r>
+      <w:r>
+        <w:rPr>
+          <w:rFonts w:ascii="Times New Roman" w:hAnsi="Times New Roman"/>
+          <w:color w:val="000000"/>
+          <w:sz w:val="24"/>
+        </w:rPr>
+        <w:t>ipsum</w:t>
       </w:r>
     </w:p>
     <w:p>
@@ -3966,7 +3982,23 @@
           <w:color w:val="000000"/>
           <w:sz w:val="24"/>
         </w:rPr>
-        <w:t>Lorem ipsum</w:t>
+        <w:t>Lorem</w:t>
+      </w:r>
+      <w:r>
+        <w:rPr>
+          <w:rFonts w:ascii="Times New Roman" w:hAnsi="Times New Roman"/>
+          <w:color w:val="000000"/>
+          <w:sz w:val="24"/>
+        </w:rPr>
+        <w:t xml:space="preserve"> </w:t>
+      </w:r>
+      <w:r>
+        <w:rPr>
+          <w:rFonts w:ascii="Times New Roman" w:hAnsi="Times New Roman"/>
+          <w:color w:val="000000"/>
+          <w:sz w:val="24"/>
+        </w:rPr>
+        <w:t>ipsum</w:t>
       </w:r>
     </w:p>
     <w:p>
@@ -6144,7 +6176,23 @@
           <w:color w:val="000000"/>
           <w:sz w:val="24"/>
         </w:rPr>
-        <w:t>Lorem ipsum</w:t>
+        <w:t>Lorem</w:t>
+      </w:r>
+      <w:r>
+        <w:rPr>
+          <w:rFonts w:ascii="Times New Roman" w:hAnsi="Times New Roman"/>
+          <w:color w:val="000000"/>
+          <w:sz w:val="24"/>
+        </w:rPr>
+        <w:t xml:space="preserve"> </w:t>
+      </w:r>
+      <w:r>
+        <w:rPr>
+          <w:rFonts w:ascii="Times New Roman" w:hAnsi="Times New Roman"/>
+          <w:color w:val="000000"/>
+          <w:sz w:val="24"/>
+        </w:rPr>
+        <w:t>ipsum</w:t>
       </w:r>
     </w:p>
     <w:bookmarkEnd w:id="0"/>
@@ -8258,7 +8306,23 @@
           <w:color w:val="000000"/>
           <w:sz w:val="24"/>
         </w:rPr>
-        <w:t>Lorem ipsum</w:t>
+        <w:t>Lorem</w:t>
+      </w:r>
+      <w:r>
+        <w:rPr>
+          <w:rFonts w:ascii="Times New Roman" w:hAnsi="Times New Roman"/>
+          <w:color w:val="000000"/>
+          <w:sz w:val="24"/>
+        </w:rPr>
+        <w:t xml:space="preserve"> </w:t>
+      </w:r>
+      <w:r>
+        <w:rPr>
+          <w:rFonts w:ascii="Times New Roman" w:hAnsi="Times New Roman"/>
+          <w:color w:val="000000"/>
+          <w:sz w:val="24"/>
+        </w:rPr>
+        <w:t>ipsum</w:t>
       </w:r>
     </w:p>
     <w:p>
